--- a/pr-preview/pr-310/linear-algebra-subspaces-tracked-changes.docx
+++ b/pr-preview/pr-310/linear-algebra-subspaces-tracked-changes.docx
@@ -16,7 +16,7 @@
       </w:pPr>
       <w:del w:id="1" w:author="PR Preview" w:date="2026-01-01T00:00:00Z">
         <w:r>
-          <w:delText xml:space="preserve">Last modified: 2026-10-15 08:28:32 (PDT)</w:delText>
+          <w:delText xml:space="preserve">Last modified: 2026-10-15 12:42:30 (PDT)</w:delText>
         </w:r>
       </w:del>
     </w:p>
@@ -26,7 +26,7 @@
       </w:pPr>
       <w:ins w:id="2" w:author="PR Preview" w:date="2026-01-01T00:00:00Z">
         <w:r>
-          <w:t xml:space="preserve">Last modified: 2026-10-15 08:32:48 (PDT)</w:t>
+          <w:t xml:space="preserve">Last modified: 2026-10-15 13:37:28 (PDT)</w:t>
         </w:r>
       </w:ins>
     </w:p>
@@ -2148,7 +2148,7 @@
     </w:p>
     <w:bookmarkEnd w:id="14"/>
     <w:bookmarkEnd w:id="15"/>
-    <w:bookmarkStart w:id="65" w:name="sec-subspaces"/>
+    <w:bookmarkStart w:id="66" w:name="sec-subspaces"/>
     <w:p>
       <w:pPr>
         <w:pStyle w:val="Heading2"/>
@@ -8687,7 +8687,7 @@
                   <m:nor/>
                   <m:sty m:val="p"/>
                 </m:rPr>
-                <m:t>Definition 11 in Matrices</m:t>
+                <m:t>Definition 13 in Matrices</m:t>
               </m:r>
               <m:r>
                 <m:rPr>
@@ -10688,7 +10688,7 @@
                   <m:nor/>
                   <m:sty m:val="p"/>
                 </m:rPr>
-                <m:t>Definition 11 in Matrices</m:t>
+                <m:t>Definition 13 in Matrices</m:t>
               </m:r>
               <m:r>
                 <m:rPr>
@@ -18768,133 +18768,6 @@
         </m:sSub>
       </m:oMath>
       <w:r>
-        <w:t xml:space="preserve">,</w:t>
-      </w:r>
-      <w:r>
-        <w:t xml:space="preserve"> </w:t>
-      </w:r>
-      <w:r>
-        <w:t xml:space="preserve">and</w:t>
-      </w:r>
-      <w:r>
-        <w:t xml:space="preserve"> </w:t>
-      </w:r>
-      <m:oMath>
-        <m:r>
-          <m:rPr>
-            <m:sty m:val="p"/>
-          </m:rPr>
-          <m:t>(</m:t>
-        </m:r>
-        <m:sSub>
-          <m:e>
-            <m:r>
-              <m:t>c</m:t>
-            </m:r>
-          </m:e>
-          <m:sub>
-            <m:r>
-              <m:t>1</m:t>
-            </m:r>
-          </m:sub>
-        </m:sSub>
-        <m:r>
-          <m:rPr>
-            <m:sty m:val="p"/>
-          </m:rPr>
-          <m:t>,</m:t>
-        </m:r>
-        <m:r>
-          <m:rPr>
-            <m:sty m:val="p"/>
-          </m:rPr>
-          <m:t>…</m:t>
-        </m:r>
-        <m:r>
-          <m:rPr>
-            <m:sty m:val="p"/>
-          </m:rPr>
-          <m:t>,</m:t>
-        </m:r>
-        <m:sSub>
-          <m:e>
-            <m:r>
-              <m:t>c</m:t>
-            </m:r>
-          </m:e>
-          <m:sub>
-            <m:r>
-              <m:t>k</m:t>
-            </m:r>
-          </m:sub>
-        </m:sSub>
-        <m:r>
-          <m:rPr>
-            <m:sty m:val="p"/>
-          </m:rPr>
-          <m:t>)</m:t>
-        </m:r>
-        <m:r>
-          <m:rPr>
-            <m:sty m:val="p"/>
-          </m:rPr>
-          <m:t>∈</m:t>
-        </m:r>
-        <m:sSup>
-          <m:e>
-            <m:r>
-              <m:rPr>
-                <m:scr m:val="double-struck"/>
-                <m:sty m:val="p"/>
-              </m:rPr>
-              <m:t>R</m:t>
-            </m:r>
-          </m:e>
-          <m:sup>
-            <m:r>
-              <m:t>k</m:t>
-            </m:r>
-          </m:sup>
-        </m:sSup>
-      </m:oMath>
-      <w:r>
-        <w:t xml:space="preserve"> </w:t>
-      </w:r>
-      <w:r>
-        <w:t xml:space="preserve">is the</w:t>
-      </w:r>
-      <w:r>
-        <w:t xml:space="preserve"> </w:t>
-      </w:r>
-      <w:r>
-        <w:rPr>
-          <w:b/>
-          <w:bCs/>
-        </w:rPr>
-        <w:t xml:space="preserve">coordinate vector</w:t>
-      </w:r>
-      <w:r>
-        <w:t xml:space="preserve"> </w:t>
-      </w:r>
-      <w:r>
-        <w:t xml:space="preserve">of</w:t>
-      </w:r>
-      <w:r>
-        <w:t xml:space="preserve"> </w:t>
-      </w:r>
-      <m:oMath>
-        <m:acc>
-          <m:accPr>
-            <m:chr m:val="̃"/>
-          </m:accPr>
-          <m:e>
-            <m:r>
-              <m:t>x</m:t>
-            </m:r>
-          </m:e>
-        </m:acc>
-      </m:oMath>
-      <w:r>
         <w:t xml:space="preserve">.</w:t>
       </w:r>
       <w:r>
@@ -18922,7 +18795,236 @@
       </w:r>
     </w:p>
     <w:bookmarkEnd w:id="45"/>
-    <w:bookmarkStart w:id="46" w:name="exm-coordinates"/>
+    <w:bookmarkStart w:id="46" w:name="def-coordinate-vector"/>
+    <w:p>
+      <w:pPr>
+        <w:pStyle w:val="BodyText"/>
+      </w:pPr>
+      <w:r>
+        <w:rPr>
+          <w:b/>
+          <w:bCs/>
+        </w:rPr>
+        <w:t xml:space="preserve">Definition 8 (Coordinate vector)</w:t>
+      </w:r>
+      <w:r>
+        <w:t xml:space="preserve"> </w:t>
+      </w:r>
+      <w:r>
+        <w:t xml:space="preserve">With</w:t>
+      </w:r>
+      <w:r>
+        <w:t xml:space="preserve"> </w:t>
+      </w:r>
+      <m:oMath>
+        <m:acc>
+          <m:accPr>
+            <m:chr m:val="̃"/>
+          </m:accPr>
+          <m:e>
+            <m:r>
+              <m:t>x</m:t>
+            </m:r>
+          </m:e>
+        </m:acc>
+      </m:oMath>
+      <w:r>
+        <w:t xml:space="preserve"> </w:t>
+      </w:r>
+      <w:r>
+        <w:t xml:space="preserve">and its coordinates</w:t>
+      </w:r>
+      <w:r>
+        <w:t xml:space="preserve"> </w:t>
+      </w:r>
+      <m:oMath>
+        <m:sSub>
+          <m:e>
+            <m:r>
+              <m:t>c</m:t>
+            </m:r>
+          </m:e>
+          <m:sub>
+            <m:r>
+              <m:t>1</m:t>
+            </m:r>
+          </m:sub>
+        </m:sSub>
+        <m:r>
+          <m:rPr>
+            <m:sty m:val="p"/>
+          </m:rPr>
+          <m:t>,</m:t>
+        </m:r>
+        <m:r>
+          <m:rPr>
+            <m:sty m:val="p"/>
+          </m:rPr>
+          <m:t>…</m:t>
+        </m:r>
+        <m:r>
+          <m:rPr>
+            <m:sty m:val="p"/>
+          </m:rPr>
+          <m:t>,</m:t>
+        </m:r>
+        <m:sSub>
+          <m:e>
+            <m:r>
+              <m:t>c</m:t>
+            </m:r>
+          </m:e>
+          <m:sub>
+            <m:r>
+              <m:t>k</m:t>
+            </m:r>
+          </m:sub>
+        </m:sSub>
+      </m:oMath>
+      <w:r>
+        <w:t xml:space="preserve"> </w:t>
+      </w:r>
+      <w:r>
+        <w:t xml:space="preserve">as in</w:t>
+      </w:r>
+      <w:r>
+        <w:t xml:space="preserve"> </w:t>
+      </w:r>
+      <w:hyperlink w:anchor="def-coordinates">
+        <w:r>
+          <w:rPr>
+            <w:rStyle w:val="Hyperlink"/>
+          </w:rPr>
+          <w:t xml:space="preserve">Definition 7</w:t>
+        </w:r>
+      </w:hyperlink>
+      <w:r>
+        <w:t xml:space="preserve">,</w:t>
+      </w:r>
+      <w:r>
+        <w:t xml:space="preserve"> </w:t>
+      </w:r>
+      <m:oMath>
+        <m:r>
+          <m:rPr>
+            <m:sty m:val="p"/>
+          </m:rPr>
+          <m:t>(</m:t>
+        </m:r>
+        <m:sSub>
+          <m:e>
+            <m:r>
+              <m:t>c</m:t>
+            </m:r>
+          </m:e>
+          <m:sub>
+            <m:r>
+              <m:t>1</m:t>
+            </m:r>
+          </m:sub>
+        </m:sSub>
+        <m:r>
+          <m:rPr>
+            <m:sty m:val="p"/>
+          </m:rPr>
+          <m:t>,</m:t>
+        </m:r>
+        <m:r>
+          <m:rPr>
+            <m:sty m:val="p"/>
+          </m:rPr>
+          <m:t>…</m:t>
+        </m:r>
+        <m:r>
+          <m:rPr>
+            <m:sty m:val="p"/>
+          </m:rPr>
+          <m:t>,</m:t>
+        </m:r>
+        <m:sSub>
+          <m:e>
+            <m:r>
+              <m:t>c</m:t>
+            </m:r>
+          </m:e>
+          <m:sub>
+            <m:r>
+              <m:t>k</m:t>
+            </m:r>
+          </m:sub>
+        </m:sSub>
+        <m:r>
+          <m:rPr>
+            <m:sty m:val="p"/>
+          </m:rPr>
+          <m:t>)</m:t>
+        </m:r>
+        <m:r>
+          <m:rPr>
+            <m:sty m:val="p"/>
+          </m:rPr>
+          <m:t>∈</m:t>
+        </m:r>
+        <m:sSup>
+          <m:e>
+            <m:r>
+              <m:rPr>
+                <m:scr m:val="double-struck"/>
+                <m:sty m:val="p"/>
+              </m:rPr>
+              <m:t>R</m:t>
+            </m:r>
+          </m:e>
+          <m:sup>
+            <m:r>
+              <m:t>k</m:t>
+            </m:r>
+          </m:sup>
+        </m:sSup>
+      </m:oMath>
+      <w:r>
+        <w:t xml:space="preserve"> </w:t>
+      </w:r>
+      <w:r>
+        <w:t xml:space="preserve">is the</w:t>
+      </w:r>
+      <w:r>
+        <w:t xml:space="preserve"> </w:t>
+      </w:r>
+      <w:r>
+        <w:rPr>
+          <w:b/>
+          <w:bCs/>
+        </w:rPr>
+        <w:t xml:space="preserve">coordinate vector</w:t>
+      </w:r>
+      <w:r>
+        <w:t xml:space="preserve"> </w:t>
+      </w:r>
+      <w:r>
+        <w:t xml:space="preserve">of</w:t>
+      </w:r>
+      <w:r>
+        <w:t xml:space="preserve"> </w:t>
+      </w:r>
+      <m:oMath>
+        <m:acc>
+          <m:accPr>
+            <m:chr m:val="̃"/>
+          </m:accPr>
+          <m:e>
+            <m:r>
+              <m:t>x</m:t>
+            </m:r>
+          </m:e>
+        </m:acc>
+      </m:oMath>
+      <w:r>
+        <w:t xml:space="preserve">.</w:t>
+      </w:r>
+    </w:p>
+    <w:bookmarkEnd w:id="46"/>
+    <w:bookmarkStart w:id="47" w:name="exm-coordinates"/>
     <w:p>
       <w:pPr>
         <w:pStyle w:val="BodyText"/>
@@ -19314,7 +19416,7 @@
                   <m:nor/>
                   <m:sty m:val="p"/>
                 </m:rPr>
-                <m:t>Definition 8 in Vectors</m:t>
+                <m:t>Definition 9 in Vectors</m:t>
               </m:r>
               <m:r>
                 <m:rPr>
@@ -19477,8 +19579,8 @@
         <w:t xml:space="preserve">.</w:t>
       </w:r>
     </w:p>
-    <w:bookmarkEnd w:id="46"/>
-    <w:bookmarkStart w:id="47" w:name="thm-basis-size"/>
+    <w:bookmarkEnd w:id="47"/>
+    <w:bookmarkStart w:id="48" w:name="thm-basis-size"/>
     <w:p>
       <w:pPr>
         <w:pStyle w:val="BodyText"/>
@@ -19713,7 +19815,7 @@
         <w:t xml:space="preserve">.</w:t>
       </w:r>
     </w:p>
-    <w:bookmarkEnd w:id="47"/>
+    <w:bookmarkEnd w:id="48"/>
     <w:p>
       <w:pPr>
         <w:pStyle w:val="BodyText"/>
@@ -20231,12 +20333,12 @@
       <w:r>
         <w:t xml:space="preserve">(</w:t>
       </w:r>
-      <w:hyperlink r:id="rId48">
+      <w:hyperlink r:id="rId49">
         <w:r>
           <w:rPr>
             <w:rStyle w:val="Hyperlink"/>
           </w:rPr>
-          <w:t xml:space="preserve">Definition 11 in Matrices</w:t>
+          <w:t xml:space="preserve">Definition 13 in Matrices</w:t>
         </w:r>
       </w:hyperlink>
       <w:r>
@@ -21483,7 +21585,7 @@
         <w:t xml:space="preserve">.</w:t>
       </w:r>
     </w:p>
-    <w:bookmarkStart w:id="49" w:name="exm-basis-size"/>
+    <w:bookmarkStart w:id="50" w:name="exm-basis-size"/>
     <w:p>
       <w:pPr>
         <w:pStyle w:val="BodyText"/>
@@ -21969,8 +22071,8 @@
         <w:t xml:space="preserve">but is not linearly independent.</w:t>
       </w:r>
     </w:p>
-    <w:bookmarkEnd w:id="49"/>
-    <w:bookmarkStart w:id="50" w:name="def-dimension"/>
+    <w:bookmarkEnd w:id="50"/>
+    <w:bookmarkStart w:id="51" w:name="def-dimension"/>
     <w:p>
       <w:pPr>
         <w:pStyle w:val="BodyText"/>
@@ -21980,7 +22082,7 @@
           <w:b/>
           <w:bCs/>
         </w:rPr>
-        <w:t xml:space="preserve">Definition 8 (Dimension)</w:t>
+        <w:t xml:space="preserve">Definition 9 (Dimension)</w:t>
       </w:r>
       <w:r>
         <w:t xml:space="preserve"> </w:t>
@@ -22218,8 +22320,8 @@
         <w:t xml:space="preserve">.</w:t>
       </w:r>
     </w:p>
-    <w:bookmarkEnd w:id="50"/>
-    <w:bookmarkStart w:id="52" w:name="exm-dimension"/>
+    <w:bookmarkEnd w:id="51"/>
+    <w:bookmarkStart w:id="53" w:name="exm-dimension"/>
     <w:p>
       <w:pPr>
         <w:pStyle w:val="BodyText"/>
@@ -22312,7 +22414,7 @@
           <w:rPr>
             <w:rStyle w:val="Hyperlink"/>
           </w:rPr>
-          <w:t xml:space="preserve">Definition 8</w:t>
+          <w:t xml:space="preserve">Definition 9</w:t>
         </w:r>
       </w:hyperlink>
       <w:r>
@@ -22519,12 +22621,12 @@
       <w:r>
         <w:t xml:space="preserve">(</w:t>
       </w:r>
-      <w:hyperlink r:id="rId51">
+      <w:hyperlink r:id="rId52">
         <w:r>
           <w:rPr>
             <w:rStyle w:val="Hyperlink"/>
           </w:rPr>
-          <w:t xml:space="preserve">Definition 12 in Vectors</w:t>
+          <w:t xml:space="preserve">Definition 14 in Vectors</w:t>
         </w:r>
       </w:hyperlink>
       <w:r>
@@ -23132,8 +23234,8 @@
         <w:t xml:space="preserve">.</w:t>
       </w:r>
     </w:p>
-    <w:bookmarkEnd w:id="52"/>
-    <w:bookmarkStart w:id="53" w:name="thm-add-outside-span"/>
+    <w:bookmarkEnd w:id="53"/>
+    <w:bookmarkStart w:id="54" w:name="thm-add-outside-span"/>
     <w:p>
       <w:pPr>
         <w:pStyle w:val="FirstParagraph"/>
@@ -23452,7 +23554,7 @@
         <w:t xml:space="preserve">are linearly independent.</w:t>
       </w:r>
     </w:p>
-    <w:bookmarkEnd w:id="53"/>
+    <w:bookmarkEnd w:id="54"/>
     <w:p>
       <w:pPr>
         <w:pStyle w:val="BodyText"/>
@@ -24560,7 +24662,7 @@
         <w:t xml:space="preserve">are linearly independent.</w:t>
       </w:r>
     </w:p>
-    <w:bookmarkStart w:id="54" w:name="exm-add-outside-span"/>
+    <w:bookmarkStart w:id="55" w:name="exm-add-outside-span"/>
     <w:p>
       <w:pPr>
         <w:pStyle w:val="BodyText"/>
@@ -25240,8 +25342,8 @@
         <w:t xml:space="preserve">.</w:t>
       </w:r>
     </w:p>
-    <w:bookmarkEnd w:id="54"/>
-    <w:bookmarkStart w:id="55" w:name="thm-extend-basis"/>
+    <w:bookmarkEnd w:id="55"/>
+    <w:bookmarkStart w:id="56" w:name="thm-extend-basis"/>
     <w:p>
       <w:pPr>
         <w:pStyle w:val="BodyText"/>
@@ -25478,7 +25580,7 @@
         <w:t xml:space="preserve">Starting from the empty list shows that every subspace has a basis.</w:t>
       </w:r>
     </w:p>
-    <w:bookmarkEnd w:id="55"/>
+    <w:bookmarkEnd w:id="56"/>
     <w:p>
       <w:pPr>
         <w:pStyle w:val="BodyText"/>
@@ -25869,7 +25971,7 @@
         <w:t xml:space="preserve">if not, the process adds vectors as described.</w:t>
       </w:r>
     </w:p>
-    <w:bookmarkStart w:id="56" w:name="exm-extend-basis"/>
+    <w:bookmarkStart w:id="57" w:name="exm-extend-basis"/>
     <w:p>
       <w:pPr>
         <w:pStyle w:val="BodyText"/>
@@ -26763,8 +26865,8 @@
         <w:t xml:space="preserve">that contains the starting vector.</w:t>
       </w:r>
     </w:p>
-    <w:bookmarkEnd w:id="56"/>
-    <w:bookmarkStart w:id="57" w:name="thm-dim-bound"/>
+    <w:bookmarkEnd w:id="57"/>
+    <w:bookmarkStart w:id="58" w:name="thm-dim-bound"/>
     <w:p>
       <w:pPr>
         <w:pStyle w:val="BodyText"/>
@@ -26906,7 +27008,7 @@
           <w:rPr>
             <w:rStyle w:val="Hyperlink"/>
           </w:rPr>
-          <w:t xml:space="preserve">Definition 8</w:t>
+          <w:t xml:space="preserve">Definition 9</w:t>
         </w:r>
       </w:hyperlink>
       <w:r>
@@ -27085,7 +27187,7 @@
         <w:t xml:space="preserve">.</w:t>
       </w:r>
     </w:p>
-    <w:bookmarkEnd w:id="57"/>
+    <w:bookmarkEnd w:id="58"/>
     <w:p>
       <w:pPr>
         <w:pStyle w:val="FirstParagraph"/>
@@ -29428,7 +29530,7 @@
         <w:t xml:space="preserve">of them.</w:t>
       </w:r>
     </w:p>
-    <w:bookmarkStart w:id="58" w:name="exm-dim-bound"/>
+    <w:bookmarkStart w:id="59" w:name="exm-dim-bound"/>
     <w:p>
       <w:pPr>
         <w:pStyle w:val="BodyText"/>
@@ -29999,8 +30101,8 @@
         </m:oMath>
       </m:oMathPara>
     </w:p>
-    <w:bookmarkEnd w:id="58"/>
-    <w:bookmarkStart w:id="59" w:name="thm-subspace-equal-dim"/>
+    <w:bookmarkEnd w:id="59"/>
+    <w:bookmarkStart w:id="60" w:name="thm-subspace-equal-dim"/>
     <w:p>
       <w:pPr>
         <w:pStyle w:val="FirstParagraph"/>
@@ -30184,7 +30286,7 @@
           <w:rPr>
             <w:rStyle w:val="Hyperlink"/>
           </w:rPr>
-          <w:t xml:space="preserve">Definition 8</w:t>
+          <w:t xml:space="preserve">Definition 9</w:t>
         </w:r>
       </w:hyperlink>
       <w:r>
@@ -30225,7 +30327,7 @@
         <w:t xml:space="preserve">.</w:t>
       </w:r>
     </w:p>
-    <w:bookmarkEnd w:id="59"/>
+    <w:bookmarkEnd w:id="60"/>
     <w:p>
       <w:pPr>
         <w:pStyle w:val="BodyText"/>
@@ -30992,7 +31094,7 @@
         <w:t xml:space="preserve">.</w:t>
       </w:r>
     </w:p>
-    <w:bookmarkStart w:id="60" w:name="exm-subspace-equal-dim"/>
+    <w:bookmarkStart w:id="61" w:name="exm-subspace-equal-dim"/>
     <w:p>
       <w:pPr>
         <w:pStyle w:val="BodyText"/>
@@ -31862,8 +31964,8 @@
         <w:t xml:space="preserve">.</w:t>
       </w:r>
     </w:p>
-    <w:bookmarkEnd w:id="60"/>
-    <w:bookmarkStart w:id="61" w:name="exm-subspace-equal-dim-fails"/>
+    <w:bookmarkEnd w:id="61"/>
+    <w:bookmarkStart w:id="62" w:name="exm-subspace-equal-dim-fails"/>
     <w:p>
       <w:pPr>
         <w:pStyle w:val="BodyText"/>
@@ -32125,9 +32227,9 @@
         <w:t xml:space="preserve">because neither line contains the other.</w:t>
       </w:r>
     </w:p>
-    <w:bookmarkEnd w:id="61"/>
-    <w:bookmarkStart w:id="64" w:name="refs"/>
-    <w:bookmarkStart w:id="63" w:name="ref-zhou2024vecsp"/>
+    <w:bookmarkEnd w:id="62"/>
+    <w:bookmarkStart w:id="65" w:name="refs"/>
+    <w:bookmarkStart w:id="64" w:name="ref-zhou2024vecsp"/>
     <w:p>
       <w:pPr>
         <w:pStyle w:val="Bibliography"/>
@@ -32151,7 +32253,7 @@
       <w:r>
         <w:t xml:space="preserve"> </w:t>
       </w:r>
-      <w:hyperlink r:id="rId62">
+      <w:hyperlink r:id="rId63">
         <w:r>
           <w:rPr>
             <w:rStyle w:val="Hyperlink"/>
@@ -32163,9 +32265,9 @@
         <w:t xml:space="preserve">.</w:t>
       </w:r>
     </w:p>
-    <w:bookmarkEnd w:id="63"/>
     <w:bookmarkEnd w:id="64"/>
     <w:bookmarkEnd w:id="65"/>
+    <w:bookmarkEnd w:id="66"/>
     <w:sectPr>
       <w:footnotePr>
         <w:numRestart w:val="eachSect"/>
